--- a/site/docs/app-governance/method.docx
+++ b/site/docs/app-governance/method.docx
@@ -65,7 +65,16 @@
         <w:tab/>
       </w:r>
       <w:r>
-        <w:t xml:space="preserve">Name the data that skill needs and ask for it. If the person has none, offer the Halden demo estate files from </w:t>
+        <w:t xml:space="preserve">Name the data that skill needs and ask for it. When the table names a </w:t>
+      </w:r>
+      <w:r>
+        <w:rPr>
+          <w:rFonts w:ascii="Consolas" w:hAnsi="Consolas"/>
+        </w:rPr>
+        <w:t xml:space="preserve">sam-toolkit/</w:t>
+      </w:r>
+      <w:r>
+        <w:t xml:space="preserve"> template, tell the person to use that file with the skill; the templates are not skills. If the person has none, offer the Halden demo estate files from </w:t>
       </w:r>
       <w:r>
         <w:rPr>
@@ -455,6 +464,229 @@
                 <w:rFonts w:ascii="Consolas" w:hAnsi="Consolas"/>
               </w:rPr>
               <w:t xml:space="preserve">hardware-lifecycle</w:t>
+            </w:r>
+          </w:p>
+        </w:tc>
+      </w:tr>
+      <w:tr>
+        <w:trPr>
+          <w:cantSplit/>
+          <w:trHeight w:val="480" w:hRule="atLeast"/>
+        </w:trPr>
+        <w:tc>
+          <w:tcPr>
+            <w:tcW w:w="5040" w:type="dxa"/>
+          </w:tcPr>
+          <w:p>
+            <w:pPr>
+              <w:spacing w:after="0"/>
+            </w:pPr>
+            <w:r>
+              <w:t xml:space="preserve">Answer a publisher's audit letter, or test the audit response plan before one arrives: check proofs of purchase against installs and brief counsel</w:t>
+            </w:r>
+          </w:p>
+        </w:tc>
+        <w:tc>
+          <w:tcPr>
+            <w:tcW w:w="5040" w:type="dxa"/>
+          </w:tcPr>
+          <w:p>
+            <w:pPr>
+              <w:spacing w:after="0"/>
+            </w:pPr>
+            <w:r>
+              <w:rPr>
+                <w:rFonts w:ascii="Consolas" w:hAnsi="Consolas"/>
+              </w:rPr>
+              <w:t xml:space="preserve">audit-response</w:t>
+            </w:r>
+          </w:p>
+        </w:tc>
+      </w:tr>
+      <w:tr>
+        <w:trPr>
+          <w:cantSplit/>
+          <w:trHeight w:val="480" w:hRule="atLeast"/>
+        </w:trPr>
+        <w:tc>
+          <w:tcPr>
+            <w:tcW w:w="5040" w:type="dxa"/>
+          </w:tcPr>
+          <w:p>
+            <w:pPr>
+              <w:spacing w:after="0"/>
+            </w:pPr>
+            <w:r>
+              <w:t xml:space="preserve">Buy new software or approve a purchase</w:t>
+            </w:r>
+          </w:p>
+        </w:tc>
+        <w:tc>
+          <w:tcPr>
+            <w:tcW w:w="5040" w:type="dxa"/>
+          </w:tcPr>
+          <w:p>
+            <w:pPr>
+              <w:spacing w:after="0"/>
+            </w:pPr>
+            <w:r>
+              <w:rPr>
+                <w:rFonts w:ascii="Consolas" w:hAnsi="Consolas"/>
+              </w:rPr>
+              <w:t xml:space="preserve">rationalization</w:t>
+            </w:r>
+            <w:r>
+              <w:t xml:space="preserve">, with </w:t>
+            </w:r>
+            <w:r>
+              <w:t xml:space="preserve">Acquisition gate checklist</w:t>
+            </w:r>
+            <w:r>
+              <w:t xml:space="preserve"> (the gate runs first and sends an AI tool to </w:t>
+            </w:r>
+            <w:r>
+              <w:rPr>
+                <w:rFonts w:ascii="Consolas" w:hAnsi="Consolas"/>
+              </w:rPr>
+              <w:t xml:space="preserve">ai-intake</w:t>
+            </w:r>
+            <w:r>
+              <w:t xml:space="preserve">)</w:t>
+            </w:r>
+          </w:p>
+        </w:tc>
+      </w:tr>
+      <w:tr>
+        <w:trPr>
+          <w:cantSplit/>
+          <w:trHeight w:val="480" w:hRule="atLeast"/>
+        </w:trPr>
+        <w:tc>
+          <w:tcPr>
+            <w:tcW w:w="5040" w:type="dxa"/>
+          </w:tcPr>
+          <w:p>
+            <w:pPr>
+              <w:spacing w:after="0"/>
+            </w:pPr>
+            <w:r>
+              <w:t xml:space="preserve">Check invoices before payment, or report what the practice saved</w:t>
+            </w:r>
+          </w:p>
+        </w:tc>
+        <w:tc>
+          <w:tcPr>
+            <w:tcW w:w="5040" w:type="dxa"/>
+          </w:tcPr>
+          <w:p>
+            <w:pPr>
+              <w:spacing w:after="0"/>
+            </w:pPr>
+            <w:r>
+              <w:rPr>
+                <w:rFonts w:ascii="Consolas" w:hAnsi="Consolas"/>
+              </w:rPr>
+              <w:t xml:space="preserve">rationalization</w:t>
+            </w:r>
+            <w:r>
+              <w:t xml:space="preserve">, with </w:t>
+            </w:r>
+            <w:r>
+              <w:t xml:space="preserve">Invoice verification template</w:t>
+            </w:r>
+            <w:r>
+              <w:t xml:space="preserve"> and </w:t>
+            </w:r>
+            <w:r>
+              <w:t xml:space="preserve">Savings report template</w:t>
+            </w:r>
+          </w:p>
+        </w:tc>
+      </w:tr>
+      <w:tr>
+        <w:trPr>
+          <w:cantSplit/>
+          <w:trHeight w:val="480" w:hRule="atLeast"/>
+        </w:trPr>
+        <w:tc>
+          <w:tcPr>
+            <w:tcW w:w="5040" w:type="dxa"/>
+          </w:tcPr>
+          <w:p>
+            <w:pPr>
+              <w:spacing w:after="0"/>
+            </w:pPr>
+            <w:r>
+              <w:t xml:space="preserve">Read contract terms or prepare for an upcoming renewal</w:t>
+            </w:r>
+          </w:p>
+        </w:tc>
+        <w:tc>
+          <w:tcPr>
+            <w:tcW w:w="5040" w:type="dxa"/>
+          </w:tcPr>
+          <w:p>
+            <w:pPr>
+              <w:spacing w:after="0"/>
+            </w:pPr>
+            <w:r>
+              <w:rPr>
+                <w:rFonts w:ascii="Consolas" w:hAnsi="Consolas"/>
+              </w:rPr>
+              <w:t xml:space="preserve">rationalization</w:t>
+            </w:r>
+            <w:r>
+              <w:t xml:space="preserve">, with </w:t>
+            </w:r>
+            <w:r>
+              <w:t xml:space="preserve">Contract terms check template</w:t>
+            </w:r>
+            <w:r>
+              <w:t xml:space="preserve"> and </w:t>
+            </w:r>
+            <w:r>
+              <w:t xml:space="preserve">Renewal calendar template</w:t>
+            </w:r>
+          </w:p>
+        </w:tc>
+      </w:tr>
+      <w:tr>
+        <w:trPr>
+          <w:cantSplit/>
+          <w:trHeight w:val="480" w:hRule="atLeast"/>
+        </w:trPr>
+        <w:tc>
+          <w:tcPr>
+            <w:tcW w:w="5040" w:type="dxa"/>
+          </w:tcPr>
+          <w:p>
+            <w:pPr>
+              <w:spacing w:after="0"/>
+            </w:pPr>
+            <w:r>
+              <w:t xml:space="preserve">Check license entitlement against purchase records as a routine check</w:t>
+            </w:r>
+          </w:p>
+        </w:tc>
+        <w:tc>
+          <w:tcPr>
+            <w:tcW w:w="5040" w:type="dxa"/>
+          </w:tcPr>
+          <w:p>
+            <w:pPr>
+              <w:spacing w:after="0"/>
+            </w:pPr>
+            <w:r>
+              <w:rPr>
+                <w:rFonts w:ascii="Consolas" w:hAnsi="Consolas"/>
+              </w:rPr>
+              <w:t xml:space="preserve">itam-maturity</w:t>
+            </w:r>
+            <w:r>
+              <w:t xml:space="preserve">, with </w:t>
+            </w:r>
+            <w:r>
+              <w:t xml:space="preserve">Proof of purchase check template</w:t>
             </w:r>
           </w:p>
         </w:tc>

--- a/site/docs/app-governance/method.docx
+++ b/site/docs/app-governance/method.docx
@@ -464,6 +464,41 @@
                 <w:rFonts w:ascii="Consolas" w:hAnsi="Consolas"/>
               </w:rPr>
               <w:t xml:space="preserve">hardware-lifecycle</w:t>
+            </w:r>
+          </w:p>
+        </w:tc>
+      </w:tr>
+      <w:tr>
+        <w:trPr>
+          <w:cantSplit/>
+          <w:trHeight w:val="480" w:hRule="atLeast"/>
+        </w:trPr>
+        <w:tc>
+          <w:tcPr>
+            <w:tcW w:w="5040" w:type="dxa"/>
+          </w:tcPr>
+          <w:p>
+            <w:pPr>
+              <w:spacing w:after="0"/>
+            </w:pPr>
+            <w:r>
+              <w:t xml:space="preserve">Find installed software past or near end of life, with a CISA KEV needs-review flag, from a software inventory export: counts only, run on the person's own machine</w:t>
+            </w:r>
+          </w:p>
+        </w:tc>
+        <w:tc>
+          <w:tcPr>
+            <w:tcW w:w="5040" w:type="dxa"/>
+          </w:tcPr>
+          <w:p>
+            <w:pPr>
+              <w:spacing w:after="0"/>
+            </w:pPr>
+            <w:r>
+              <w:rPr>
+                <w:rFonts w:ascii="Consolas" w:hAnsi="Consolas"/>
+              </w:rPr>
+              <w:t xml:space="preserve">software-lifecycle</w:t>
             </w:r>
           </w:p>
         </w:tc>
